--- a/odigoi/02_pycharm_local_authoring.en.docx
+++ b/odigoi/02_pycharm_local_authoring.en.docx
@@ -20,7 +20,7 @@
           <w:sz w:val="22"/>
           <w:szCs w:val="22"/>
         </w:rPr>
-        <w:id w:val="-293753972"/>
+        <w:id w:val="1468859431"/>
         <w:docPartObj>
           <w:docPartGallery w:val="Table of Contents"/>
           <w:docPartUnique/>
@@ -61,7 +61,7 @@
           <w:r>
             <w:fldChar w:fldCharType="separate"/>
           </w:r>
-          <w:hyperlink w:anchor="_Toc225618540" w:history="1">
+          <w:hyperlink w:anchor="_Toc225688238" w:history="1">
             <w:r>
               <w:rPr>
                 <w:rStyle w:val="Hyperlink"/>
@@ -88,7 +88,7 @@
                 <w:noProof/>
                 <w:webHidden/>
               </w:rPr>
-              <w:instrText xml:space="preserve"> PAGEREF _Toc225618540 \h </w:instrText>
+              <w:instrText xml:space="preserve"> PAGEREF _Toc225688238 \h </w:instrText>
             </w:r>
             <w:r>
               <w:rPr>
@@ -135,7 +135,7 @@
               <w14:ligatures w14:val="standardContextual"/>
             </w:rPr>
           </w:pPr>
-          <w:hyperlink w:anchor="_Toc225618541" w:history="1">
+          <w:hyperlink w:anchor="_Toc225688239" w:history="1">
             <w:r>
               <w:rPr>
                 <w:rStyle w:val="Hyperlink"/>
@@ -162,7 +162,7 @@
                 <w:noProof/>
                 <w:webHidden/>
               </w:rPr>
-              <w:instrText xml:space="preserve"> PAGEREF _Toc225618541 \h </w:instrText>
+              <w:instrText xml:space="preserve"> PAGEREF _Toc225688239 \h </w:instrText>
             </w:r>
             <w:r>
               <w:rPr>
@@ -209,7 +209,7 @@
               <w14:ligatures w14:val="standardContextual"/>
             </w:rPr>
           </w:pPr>
-          <w:hyperlink w:anchor="_Toc225618542" w:history="1">
+          <w:hyperlink w:anchor="_Toc225688240" w:history="1">
             <w:r>
               <w:rPr>
                 <w:rStyle w:val="Hyperlink"/>
@@ -236,7 +236,7 @@
                 <w:noProof/>
                 <w:webHidden/>
               </w:rPr>
-              <w:instrText xml:space="preserve"> PAGEREF _Toc225618542 \h </w:instrText>
+              <w:instrText xml:space="preserve"> PAGEREF _Toc225688240 \h </w:instrText>
             </w:r>
             <w:r>
               <w:rPr>
@@ -283,7 +283,7 @@
               <w14:ligatures w14:val="standardContextual"/>
             </w:rPr>
           </w:pPr>
-          <w:hyperlink w:anchor="_Toc225618543" w:history="1">
+          <w:hyperlink w:anchor="_Toc225688241" w:history="1">
             <w:r>
               <w:rPr>
                 <w:rStyle w:val="Hyperlink"/>
@@ -310,7 +310,7 @@
                 <w:noProof/>
                 <w:webHidden/>
               </w:rPr>
-              <w:instrText xml:space="preserve"> PAGEREF _Toc225618543 \h </w:instrText>
+              <w:instrText xml:space="preserve"> PAGEREF _Toc225688241 \h </w:instrText>
             </w:r>
             <w:r>
               <w:rPr>
@@ -357,7 +357,7 @@
               <w14:ligatures w14:val="standardContextual"/>
             </w:rPr>
           </w:pPr>
-          <w:hyperlink w:anchor="_Toc225618544" w:history="1">
+          <w:hyperlink w:anchor="_Toc225688242" w:history="1">
             <w:r>
               <w:rPr>
                 <w:rStyle w:val="Hyperlink"/>
@@ -384,7 +384,7 @@
                 <w:noProof/>
                 <w:webHidden/>
               </w:rPr>
-              <w:instrText xml:space="preserve"> PAGEREF _Toc225618544 \h </w:instrText>
+              <w:instrText xml:space="preserve"> PAGEREF _Toc225688242 \h </w:instrText>
             </w:r>
             <w:r>
               <w:rPr>
@@ -431,7 +431,7 @@
               <w14:ligatures w14:val="standardContextual"/>
             </w:rPr>
           </w:pPr>
-          <w:hyperlink w:anchor="_Toc225618545" w:history="1">
+          <w:hyperlink w:anchor="_Toc225688243" w:history="1">
             <w:r>
               <w:rPr>
                 <w:rStyle w:val="Hyperlink"/>
@@ -458,7 +458,7 @@
                 <w:noProof/>
                 <w:webHidden/>
               </w:rPr>
-              <w:instrText xml:space="preserve"> PAGEREF _Toc225618545 \h </w:instrText>
+              <w:instrText xml:space="preserve"> PAGEREF _Toc225688243 \h </w:instrText>
             </w:r>
             <w:r>
               <w:rPr>
@@ -505,7 +505,7 @@
               <w14:ligatures w14:val="standardContextual"/>
             </w:rPr>
           </w:pPr>
-          <w:hyperlink w:anchor="_Toc225618546" w:history="1">
+          <w:hyperlink w:anchor="_Toc225688244" w:history="1">
             <w:r>
               <w:rPr>
                 <w:rStyle w:val="Hyperlink"/>
@@ -541,7 +541,7 @@
                 <w:noProof/>
                 <w:webHidden/>
               </w:rPr>
-              <w:instrText xml:space="preserve"> PAGEREF _Toc225618546 \h </w:instrText>
+              <w:instrText xml:space="preserve"> PAGEREF _Toc225688244 \h </w:instrText>
             </w:r>
             <w:r>
               <w:rPr>
@@ -588,7 +588,7 @@
               <w14:ligatures w14:val="standardContextual"/>
             </w:rPr>
           </w:pPr>
-          <w:hyperlink w:anchor="_Toc225618547" w:history="1">
+          <w:hyperlink w:anchor="_Toc225688245" w:history="1">
             <w:r>
               <w:rPr>
                 <w:rStyle w:val="Hyperlink"/>
@@ -624,7 +624,7 @@
                 <w:noProof/>
                 <w:webHidden/>
               </w:rPr>
-              <w:instrText xml:space="preserve"> PAGEREF _Toc225618547 \h </w:instrText>
+              <w:instrText xml:space="preserve"> PAGEREF _Toc225688245 \h </w:instrText>
             </w:r>
             <w:r>
               <w:rPr>
@@ -671,7 +671,7 @@
               <w14:ligatures w14:val="standardContextual"/>
             </w:rPr>
           </w:pPr>
-          <w:hyperlink w:anchor="_Toc225618548" w:history="1">
+          <w:hyperlink w:anchor="_Toc225688246" w:history="1">
             <w:r>
               <w:rPr>
                 <w:rStyle w:val="Hyperlink"/>
@@ -698,7 +698,7 @@
                 <w:noProof/>
                 <w:webHidden/>
               </w:rPr>
-              <w:instrText xml:space="preserve"> PAGEREF _Toc225618548 \h </w:instrText>
+              <w:instrText xml:space="preserve"> PAGEREF _Toc225688246 \h </w:instrText>
             </w:r>
             <w:r>
               <w:rPr>
@@ -745,7 +745,7 @@
               <w14:ligatures w14:val="standardContextual"/>
             </w:rPr>
           </w:pPr>
-          <w:hyperlink w:anchor="_Toc225618549" w:history="1">
+          <w:hyperlink w:anchor="_Toc225688247" w:history="1">
             <w:r>
               <w:rPr>
                 <w:rStyle w:val="Hyperlink"/>
@@ -772,7 +772,7 @@
                 <w:noProof/>
                 <w:webHidden/>
               </w:rPr>
-              <w:instrText xml:space="preserve"> PAGEREF _Toc225618549 \h </w:instrText>
+              <w:instrText xml:space="preserve"> PAGEREF _Toc225688247 \h </w:instrText>
             </w:r>
             <w:r>
               <w:rPr>
@@ -819,7 +819,7 @@
               <w14:ligatures w14:val="standardContextual"/>
             </w:rPr>
           </w:pPr>
-          <w:hyperlink w:anchor="_Toc225618550" w:history="1">
+          <w:hyperlink w:anchor="_Toc225688248" w:history="1">
             <w:r>
               <w:rPr>
                 <w:rStyle w:val="Hyperlink"/>
@@ -846,7 +846,7 @@
                 <w:noProof/>
                 <w:webHidden/>
               </w:rPr>
-              <w:instrText xml:space="preserve"> PAGEREF _Toc225618550 \h </w:instrText>
+              <w:instrText xml:space="preserve"> PAGEREF _Toc225688248 \h </w:instrText>
             </w:r>
             <w:r>
               <w:rPr>
@@ -893,7 +893,7 @@
               <w14:ligatures w14:val="standardContextual"/>
             </w:rPr>
           </w:pPr>
-          <w:hyperlink w:anchor="_Toc225618551" w:history="1">
+          <w:hyperlink w:anchor="_Toc225688249" w:history="1">
             <w:r>
               <w:rPr>
                 <w:rStyle w:val="Hyperlink"/>
@@ -920,7 +920,7 @@
                 <w:noProof/>
                 <w:webHidden/>
               </w:rPr>
-              <w:instrText xml:space="preserve"> PAGEREF _Toc225618551 \h </w:instrText>
+              <w:instrText xml:space="preserve"> PAGEREF _Toc225688249 \h </w:instrText>
             </w:r>
             <w:r>
               <w:rPr>
@@ -963,7 +963,7 @@
         <w:pStyle w:val="Heading1"/>
       </w:pPr>
       <w:bookmarkStart w:id="0" w:name="setting-up-the-local-environment"/>
-      <w:bookmarkStart w:id="1" w:name="_Toc225618540"/>
+      <w:bookmarkStart w:id="1" w:name="_Toc225688238"/>
       <w:r>
         <w:t>Setting up the local environment</w:t>
       </w:r>
@@ -1086,7 +1086,7 @@
         <w:pStyle w:val="Heading1"/>
       </w:pPr>
       <w:bookmarkStart w:id="2" w:name="opening-the-repository-in-pycharm"/>
-      <w:bookmarkStart w:id="3" w:name="_Toc225618541"/>
+      <w:bookmarkStart w:id="3" w:name="_Toc225688239"/>
       <w:bookmarkEnd w:id="0"/>
       <w:r>
         <w:t>Opening the repository in PyCharm</w:t>
@@ -1215,7 +1215,7 @@
           <w:noProof/>
         </w:rPr>
         <w:drawing>
-          <wp:inline distT="0" distB="0" distL="0" distR="0" wp14:anchorId="7F4E31B7" wp14:editId="75D63BA1">
+          <wp:inline distT="0" distB="0" distL="0" distR="0" wp14:anchorId="0D5632CD" wp14:editId="3EE7A994">
             <wp:extent cx="6692900" cy="2845691"/>
             <wp:effectExtent l="0" t="0" r="0" b="0"/>
             <wp:docPr id="26" name="Picture" descr="Figure 1"/>
@@ -1377,7 +1377,7 @@
         </w:rPr>
         <w:lastRenderedPageBreak/>
         <w:drawing>
-          <wp:inline distT="0" distB="0" distL="0" distR="0" wp14:anchorId="36BA7CF6" wp14:editId="2B58AB61">
+          <wp:inline distT="0" distB="0" distL="0" distR="0" wp14:anchorId="58617B11" wp14:editId="2EBB0F06">
             <wp:extent cx="6692900" cy="5494042"/>
             <wp:effectExtent l="0" t="0" r="0" b="0"/>
             <wp:docPr id="29" name="Picture" descr="Figure 2"/>
@@ -1446,7 +1446,7 @@
         </w:rPr>
         <w:lastRenderedPageBreak/>
         <w:drawing>
-          <wp:inline distT="0" distB="0" distL="0" distR="0" wp14:anchorId="03B3830E" wp14:editId="18B76942">
+          <wp:inline distT="0" distB="0" distL="0" distR="0" wp14:anchorId="593C1678" wp14:editId="7136E9C2">
             <wp:extent cx="6692900" cy="4748374"/>
             <wp:effectExtent l="0" t="0" r="0" b="0"/>
             <wp:docPr id="32" name="Picture" descr="Figure 3"/>
@@ -1493,7 +1493,7 @@
         <w:pStyle w:val="Heading1"/>
       </w:pPr>
       <w:bookmarkStart w:id="4" w:name="installing-python-packages"/>
-      <w:bookmarkStart w:id="5" w:name="_Toc225618542"/>
+      <w:bookmarkStart w:id="5" w:name="_Toc225688240"/>
       <w:bookmarkEnd w:id="2"/>
       <w:r>
         <w:t>Installing Python packages</w:t>
@@ -1640,7 +1640,7 @@
         <w:pStyle w:val="Heading1"/>
       </w:pPr>
       <w:bookmarkStart w:id="6" w:name="checking-java"/>
-      <w:bookmarkStart w:id="7" w:name="_Toc225618543"/>
+      <w:bookmarkStart w:id="7" w:name="_Toc225688241"/>
       <w:bookmarkEnd w:id="4"/>
       <w:r>
         <w:t>Checking Java</w:t>
@@ -1717,7 +1717,7 @@
         <w:pStyle w:val="Heading1"/>
       </w:pPr>
       <w:bookmarkStart w:id="8" w:name="creating-example-files"/>
-      <w:bookmarkStart w:id="9" w:name="_Toc225618544"/>
+      <w:bookmarkStart w:id="9" w:name="_Toc225688242"/>
       <w:bookmarkEnd w:id="6"/>
       <w:r>
         <w:lastRenderedPageBreak/>
@@ -2449,7 +2449,7 @@
         <w:pStyle w:val="Heading1"/>
       </w:pPr>
       <w:bookmarkStart w:id="10" w:name="running-and-debugging-in-pycharm"/>
-      <w:bookmarkStart w:id="11" w:name="_Toc225618545"/>
+      <w:bookmarkStart w:id="11" w:name="_Toc225688243"/>
       <w:bookmarkEnd w:id="8"/>
       <w:r>
         <w:t>Running and debugging in PyCharm</w:t>
@@ -2622,7 +2622,7 @@
         <w:pStyle w:val="Heading1"/>
       </w:pPr>
       <w:bookmarkStart w:id="12" w:name="experimenting-with-pyspark"/>
-      <w:bookmarkStart w:id="13" w:name="_Toc225618546"/>
+      <w:bookmarkStart w:id="13" w:name="_Toc225688244"/>
       <w:bookmarkEnd w:id="10"/>
       <w:r>
         <w:t xml:space="preserve">Experimenting with </w:t>
@@ -2759,7 +2759,7 @@
         <w:pStyle w:val="Heading2"/>
       </w:pPr>
       <w:bookmarkStart w:id="14" w:name="option-1-pyspark"/>
-      <w:bookmarkStart w:id="15" w:name="_Toc225618547"/>
+      <w:bookmarkStart w:id="15" w:name="_Toc225688245"/>
       <w:r>
         <w:t xml:space="preserve">Option 1: </w:t>
       </w:r>
@@ -3147,7 +3147,7 @@
         <w:pStyle w:val="Heading2"/>
       </w:pPr>
       <w:bookmarkStart w:id="16" w:name="X05babe97dde5dbf9f90825a9108b2dda46e49cf"/>
-      <w:bookmarkStart w:id="17" w:name="_Toc225618548"/>
+      <w:bookmarkStart w:id="17" w:name="_Toc225688246"/>
       <w:bookmarkEnd w:id="14"/>
       <w:r>
         <w:t>Option 2: open the regular Python console from the terminal</w:t>
@@ -3476,7 +3476,7 @@
         <w:pStyle w:val="Heading1"/>
       </w:pPr>
       <w:bookmarkStart w:id="18" w:name="checking-the-spark-ui"/>
-      <w:bookmarkStart w:id="19" w:name="_Toc225618549"/>
+      <w:bookmarkStart w:id="19" w:name="_Toc225688247"/>
       <w:bookmarkEnd w:id="12"/>
       <w:bookmarkEnd w:id="16"/>
       <w:r>
@@ -3512,7 +3512,7 @@
         <w:pStyle w:val="Heading1"/>
       </w:pPr>
       <w:bookmarkStart w:id="20" w:name="next-local-guide"/>
-      <w:bookmarkStart w:id="21" w:name="_Toc225618550"/>
+      <w:bookmarkStart w:id="21" w:name="_Toc225688248"/>
       <w:bookmarkEnd w:id="18"/>
       <w:r>
         <w:t>Next local guide</w:t>
@@ -3551,7 +3551,7 @@
           <w:noProof/>
         </w:rPr>
         <w:drawing>
-          <wp:inline distT="0" distB="0" distL="0" distR="0" wp14:anchorId="4F4DD328" wp14:editId="77AA78A0">
+          <wp:inline distT="0" distB="0" distL="0" distR="0" wp14:anchorId="62B2B475" wp14:editId="7CC1C571">
             <wp:extent cx="6692900" cy="3213434"/>
             <wp:effectExtent l="0" t="0" r="0" b="0"/>
             <wp:docPr id="46" name="Picture" descr="Figure 4"/>
@@ -3598,7 +3598,7 @@
         <w:pStyle w:val="Heading1"/>
       </w:pPr>
       <w:bookmarkStart w:id="22" w:name="useful-notes"/>
-      <w:bookmarkStart w:id="23" w:name="_Toc225618551"/>
+      <w:bookmarkStart w:id="23" w:name="_Toc225688249"/>
       <w:bookmarkEnd w:id="20"/>
       <w:r>
         <w:lastRenderedPageBreak/>
@@ -4215,7 +4215,7 @@
   <w:abstractNum w:abstractNumId="9" w15:restartNumberingAfterBreak="0">
     <w:nsid w:val="0000A990"/>
     <w:multiLevelType w:val="multilevel"/>
-    <w:tmpl w:val="F3269048"/>
+    <w:tmpl w:val="440834A0"/>
     <w:lvl w:ilvl="0">
       <w:numFmt w:val="bullet"/>
       <w:lvlText w:val=" "/>
@@ -4292,7 +4292,7 @@
   <w:abstractNum w:abstractNumId="10" w15:restartNumberingAfterBreak="0">
     <w:nsid w:val="0000A991"/>
     <w:multiLevelType w:val="multilevel"/>
-    <w:tmpl w:val="BE962088"/>
+    <w:tmpl w:val="7E726F7A"/>
     <w:lvl w:ilvl="0">
       <w:numFmt w:val="bullet"/>
       <w:lvlText w:val=""/>
@@ -4393,64 +4393,64 @@
       </w:rPr>
     </w:lvl>
   </w:abstractNum>
-  <w:num w:numId="1" w16cid:durableId="355814041">
+  <w:num w:numId="1" w16cid:durableId="1221209013">
     <w:abstractNumId w:val="8"/>
   </w:num>
-  <w:num w:numId="2" w16cid:durableId="563874852">
+  <w:num w:numId="2" w16cid:durableId="1934362894">
     <w:abstractNumId w:val="6"/>
   </w:num>
-  <w:num w:numId="3" w16cid:durableId="2005624157">
+  <w:num w:numId="3" w16cid:durableId="973100067">
     <w:abstractNumId w:val="5"/>
   </w:num>
-  <w:num w:numId="4" w16cid:durableId="1737050968">
+  <w:num w:numId="4" w16cid:durableId="1906180834">
     <w:abstractNumId w:val="4"/>
   </w:num>
-  <w:num w:numId="5" w16cid:durableId="1502425210">
+  <w:num w:numId="5" w16cid:durableId="102385955">
     <w:abstractNumId w:val="7"/>
   </w:num>
-  <w:num w:numId="6" w16cid:durableId="1245216504">
+  <w:num w:numId="6" w16cid:durableId="1029062736">
     <w:abstractNumId w:val="3"/>
   </w:num>
-  <w:num w:numId="7" w16cid:durableId="144126202">
+  <w:num w:numId="7" w16cid:durableId="1983846140">
     <w:abstractNumId w:val="2"/>
   </w:num>
-  <w:num w:numId="8" w16cid:durableId="291249206">
+  <w:num w:numId="8" w16cid:durableId="743916123">
     <w:abstractNumId w:val="1"/>
   </w:num>
-  <w:num w:numId="9" w16cid:durableId="266547515">
+  <w:num w:numId="9" w16cid:durableId="1931572920">
     <w:abstractNumId w:val="0"/>
   </w:num>
-  <w:num w:numId="10" w16cid:durableId="606812027">
+  <w:num w:numId="10" w16cid:durableId="1769036968">
     <w:abstractNumId w:val="9"/>
   </w:num>
-  <w:num w:numId="11" w16cid:durableId="1080368699">
+  <w:num w:numId="11" w16cid:durableId="1978946502">
     <w:abstractNumId w:val="10"/>
   </w:num>
-  <w:num w:numId="12" w16cid:durableId="943419124">
+  <w:num w:numId="12" w16cid:durableId="132069063">
     <w:abstractNumId w:val="10"/>
   </w:num>
-  <w:num w:numId="13" w16cid:durableId="1522206522">
+  <w:num w:numId="13" w16cid:durableId="2124224419">
     <w:abstractNumId w:val="10"/>
   </w:num>
-  <w:num w:numId="14" w16cid:durableId="265695637">
+  <w:num w:numId="14" w16cid:durableId="317999544">
     <w:abstractNumId w:val="10"/>
   </w:num>
-  <w:num w:numId="15" w16cid:durableId="1313365501">
+  <w:num w:numId="15" w16cid:durableId="1969243444">
     <w:abstractNumId w:val="10"/>
   </w:num>
-  <w:num w:numId="16" w16cid:durableId="213660566">
+  <w:num w:numId="16" w16cid:durableId="682786807">
     <w:abstractNumId w:val="10"/>
   </w:num>
-  <w:num w:numId="17" w16cid:durableId="417480659">
+  <w:num w:numId="17" w16cid:durableId="320087797">
     <w:abstractNumId w:val="10"/>
   </w:num>
-  <w:num w:numId="18" w16cid:durableId="1198856331">
+  <w:num w:numId="18" w16cid:durableId="89469153">
     <w:abstractNumId w:val="10"/>
   </w:num>
-  <w:num w:numId="19" w16cid:durableId="1231379151">
+  <w:num w:numId="19" w16cid:durableId="1207065471">
     <w:abstractNumId w:val="10"/>
   </w:num>
-  <w:num w:numId="20" w16cid:durableId="328367126">
+  <w:num w:numId="20" w16cid:durableId="563101265">
     <w:abstractNumId w:val="10"/>
   </w:num>
 </w:numbering>
@@ -16271,7 +16271,7 @@
     <w:autoRedefine/>
     <w:uiPriority w:val="39"/>
     <w:unhideWhenUsed/>
-    <w:rsid w:val="00A04E55"/>
+    <w:rsid w:val="00F86C7F"/>
     <w:pPr>
       <w:spacing w:after="100"/>
     </w:pPr>
@@ -16283,7 +16283,7 @@
     <w:autoRedefine/>
     <w:uiPriority w:val="39"/>
     <w:unhideWhenUsed/>
-    <w:rsid w:val="00A04E55"/>
+    <w:rsid w:val="00F86C7F"/>
     <w:pPr>
       <w:spacing w:after="100"/>
       <w:ind w:left="220"/>
@@ -16294,7 +16294,7 @@
     <w:basedOn w:val="DefaultParagraphFont"/>
     <w:uiPriority w:val="99"/>
     <w:unhideWhenUsed/>
-    <w:rsid w:val="00A04E55"/>
+    <w:rsid w:val="00F86C7F"/>
     <w:rPr>
       <w:color w:val="0000FF" w:themeColor="hyperlink"/>
       <w:u w:val="single"/>

--- a/odigoi/02_pycharm_local_authoring.en.docx
+++ b/odigoi/02_pycharm_local_authoring.en.docx
@@ -20,7 +20,7 @@
           <w:sz w:val="22"/>
           <w:szCs w:val="22"/>
         </w:rPr>
-        <w:id w:val="1468859431"/>
+        <w:id w:val="-1180736026"/>
         <w:docPartObj>
           <w:docPartGallery w:val="Table of Contents"/>
           <w:docPartUnique/>
@@ -61,7 +61,7 @@
           <w:r>
             <w:fldChar w:fldCharType="separate"/>
           </w:r>
-          <w:hyperlink w:anchor="_Toc225688238" w:history="1">
+          <w:hyperlink w:anchor="_Toc225777337" w:history="1">
             <w:r>
               <w:rPr>
                 <w:rStyle w:val="Hyperlink"/>
@@ -88,7 +88,7 @@
                 <w:noProof/>
                 <w:webHidden/>
               </w:rPr>
-              <w:instrText xml:space="preserve"> PAGEREF _Toc225688238 \h </w:instrText>
+              <w:instrText xml:space="preserve"> PAGEREF _Toc225777337 \h </w:instrText>
             </w:r>
             <w:r>
               <w:rPr>
@@ -135,7 +135,7 @@
               <w14:ligatures w14:val="standardContextual"/>
             </w:rPr>
           </w:pPr>
-          <w:hyperlink w:anchor="_Toc225688239" w:history="1">
+          <w:hyperlink w:anchor="_Toc225777338" w:history="1">
             <w:r>
               <w:rPr>
                 <w:rStyle w:val="Hyperlink"/>
@@ -162,7 +162,7 @@
                 <w:noProof/>
                 <w:webHidden/>
               </w:rPr>
-              <w:instrText xml:space="preserve"> PAGEREF _Toc225688239 \h </w:instrText>
+              <w:instrText xml:space="preserve"> PAGEREF _Toc225777338 \h </w:instrText>
             </w:r>
             <w:r>
               <w:rPr>
@@ -209,7 +209,7 @@
               <w14:ligatures w14:val="standardContextual"/>
             </w:rPr>
           </w:pPr>
-          <w:hyperlink w:anchor="_Toc225688240" w:history="1">
+          <w:hyperlink w:anchor="_Toc225777339" w:history="1">
             <w:r>
               <w:rPr>
                 <w:rStyle w:val="Hyperlink"/>
@@ -236,7 +236,7 @@
                 <w:noProof/>
                 <w:webHidden/>
               </w:rPr>
-              <w:instrText xml:space="preserve"> PAGEREF _Toc225688240 \h </w:instrText>
+              <w:instrText xml:space="preserve"> PAGEREF _Toc225777339 \h </w:instrText>
             </w:r>
             <w:r>
               <w:rPr>
@@ -283,7 +283,7 @@
               <w14:ligatures w14:val="standardContextual"/>
             </w:rPr>
           </w:pPr>
-          <w:hyperlink w:anchor="_Toc225688241" w:history="1">
+          <w:hyperlink w:anchor="_Toc225777340" w:history="1">
             <w:r>
               <w:rPr>
                 <w:rStyle w:val="Hyperlink"/>
@@ -310,7 +310,7 @@
                 <w:noProof/>
                 <w:webHidden/>
               </w:rPr>
-              <w:instrText xml:space="preserve"> PAGEREF _Toc225688241 \h </w:instrText>
+              <w:instrText xml:space="preserve"> PAGEREF _Toc225777340 \h </w:instrText>
             </w:r>
             <w:r>
               <w:rPr>
@@ -357,7 +357,7 @@
               <w14:ligatures w14:val="standardContextual"/>
             </w:rPr>
           </w:pPr>
-          <w:hyperlink w:anchor="_Toc225688242" w:history="1">
+          <w:hyperlink w:anchor="_Toc225777341" w:history="1">
             <w:r>
               <w:rPr>
                 <w:rStyle w:val="Hyperlink"/>
@@ -384,7 +384,7 @@
                 <w:noProof/>
                 <w:webHidden/>
               </w:rPr>
-              <w:instrText xml:space="preserve"> PAGEREF _Toc225688242 \h </w:instrText>
+              <w:instrText xml:space="preserve"> PAGEREF _Toc225777341 \h </w:instrText>
             </w:r>
             <w:r>
               <w:rPr>
@@ -431,7 +431,7 @@
               <w14:ligatures w14:val="standardContextual"/>
             </w:rPr>
           </w:pPr>
-          <w:hyperlink w:anchor="_Toc225688243" w:history="1">
+          <w:hyperlink w:anchor="_Toc225777342" w:history="1">
             <w:r>
               <w:rPr>
                 <w:rStyle w:val="Hyperlink"/>
@@ -458,7 +458,7 @@
                 <w:noProof/>
                 <w:webHidden/>
               </w:rPr>
-              <w:instrText xml:space="preserve"> PAGEREF _Toc225688243 \h </w:instrText>
+              <w:instrText xml:space="preserve"> PAGEREF _Toc225777342 \h </w:instrText>
             </w:r>
             <w:r>
               <w:rPr>
@@ -505,7 +505,7 @@
               <w14:ligatures w14:val="standardContextual"/>
             </w:rPr>
           </w:pPr>
-          <w:hyperlink w:anchor="_Toc225688244" w:history="1">
+          <w:hyperlink w:anchor="_Toc225777343" w:history="1">
             <w:r>
               <w:rPr>
                 <w:rStyle w:val="Hyperlink"/>
@@ -541,7 +541,7 @@
                 <w:noProof/>
                 <w:webHidden/>
               </w:rPr>
-              <w:instrText xml:space="preserve"> PAGEREF _Toc225688244 \h </w:instrText>
+              <w:instrText xml:space="preserve"> PAGEREF _Toc225777343 \h </w:instrText>
             </w:r>
             <w:r>
               <w:rPr>
@@ -588,7 +588,7 @@
               <w14:ligatures w14:val="standardContextual"/>
             </w:rPr>
           </w:pPr>
-          <w:hyperlink w:anchor="_Toc225688245" w:history="1">
+          <w:hyperlink w:anchor="_Toc225777344" w:history="1">
             <w:r>
               <w:rPr>
                 <w:rStyle w:val="Hyperlink"/>
@@ -624,7 +624,7 @@
                 <w:noProof/>
                 <w:webHidden/>
               </w:rPr>
-              <w:instrText xml:space="preserve"> PAGEREF _Toc225688245 \h </w:instrText>
+              <w:instrText xml:space="preserve"> PAGEREF _Toc225777344 \h </w:instrText>
             </w:r>
             <w:r>
               <w:rPr>
@@ -671,7 +671,7 @@
               <w14:ligatures w14:val="standardContextual"/>
             </w:rPr>
           </w:pPr>
-          <w:hyperlink w:anchor="_Toc225688246" w:history="1">
+          <w:hyperlink w:anchor="_Toc225777345" w:history="1">
             <w:r>
               <w:rPr>
                 <w:rStyle w:val="Hyperlink"/>
@@ -698,7 +698,7 @@
                 <w:noProof/>
                 <w:webHidden/>
               </w:rPr>
-              <w:instrText xml:space="preserve"> PAGEREF _Toc225688246 \h </w:instrText>
+              <w:instrText xml:space="preserve"> PAGEREF _Toc225777345 \h </w:instrText>
             </w:r>
             <w:r>
               <w:rPr>
@@ -745,7 +745,7 @@
               <w14:ligatures w14:val="standardContextual"/>
             </w:rPr>
           </w:pPr>
-          <w:hyperlink w:anchor="_Toc225688247" w:history="1">
+          <w:hyperlink w:anchor="_Toc225777346" w:history="1">
             <w:r>
               <w:rPr>
                 <w:rStyle w:val="Hyperlink"/>
@@ -772,7 +772,7 @@
                 <w:noProof/>
                 <w:webHidden/>
               </w:rPr>
-              <w:instrText xml:space="preserve"> PAGEREF _Toc225688247 \h </w:instrText>
+              <w:instrText xml:space="preserve"> PAGEREF _Toc225777346 \h </w:instrText>
             </w:r>
             <w:r>
               <w:rPr>
@@ -819,7 +819,7 @@
               <w14:ligatures w14:val="standardContextual"/>
             </w:rPr>
           </w:pPr>
-          <w:hyperlink w:anchor="_Toc225688248" w:history="1">
+          <w:hyperlink w:anchor="_Toc225777347" w:history="1">
             <w:r>
               <w:rPr>
                 <w:rStyle w:val="Hyperlink"/>
@@ -846,7 +846,7 @@
                 <w:noProof/>
                 <w:webHidden/>
               </w:rPr>
-              <w:instrText xml:space="preserve"> PAGEREF _Toc225688248 \h </w:instrText>
+              <w:instrText xml:space="preserve"> PAGEREF _Toc225777347 \h </w:instrText>
             </w:r>
             <w:r>
               <w:rPr>
@@ -893,7 +893,7 @@
               <w14:ligatures w14:val="standardContextual"/>
             </w:rPr>
           </w:pPr>
-          <w:hyperlink w:anchor="_Toc225688249" w:history="1">
+          <w:hyperlink w:anchor="_Toc225777348" w:history="1">
             <w:r>
               <w:rPr>
                 <w:rStyle w:val="Hyperlink"/>
@@ -920,7 +920,7 @@
                 <w:noProof/>
                 <w:webHidden/>
               </w:rPr>
-              <w:instrText xml:space="preserve"> PAGEREF _Toc225688249 \h </w:instrText>
+              <w:instrText xml:space="preserve"> PAGEREF _Toc225777348 \h </w:instrText>
             </w:r>
             <w:r>
               <w:rPr>
@@ -963,7 +963,7 @@
         <w:pStyle w:val="Heading1"/>
       </w:pPr>
       <w:bookmarkStart w:id="0" w:name="setting-up-the-local-environment"/>
-      <w:bookmarkStart w:id="1" w:name="_Toc225688238"/>
+      <w:bookmarkStart w:id="1" w:name="_Toc225777337"/>
       <w:r>
         <w:t>Setting up the local environment</w:t>
       </w:r>
@@ -1086,7 +1086,7 @@
         <w:pStyle w:val="Heading1"/>
       </w:pPr>
       <w:bookmarkStart w:id="2" w:name="opening-the-repository-in-pycharm"/>
-      <w:bookmarkStart w:id="3" w:name="_Toc225688239"/>
+      <w:bookmarkStart w:id="3" w:name="_Toc225777338"/>
       <w:bookmarkEnd w:id="0"/>
       <w:r>
         <w:t>Opening the repository in PyCharm</w:t>
@@ -1215,7 +1215,7 @@
           <w:noProof/>
         </w:rPr>
         <w:drawing>
-          <wp:inline distT="0" distB="0" distL="0" distR="0" wp14:anchorId="0D5632CD" wp14:editId="3EE7A994">
+          <wp:inline distT="0" distB="0" distL="0" distR="0" wp14:anchorId="3B110841" wp14:editId="17767DBB">
             <wp:extent cx="6692900" cy="2845691"/>
             <wp:effectExtent l="0" t="0" r="0" b="0"/>
             <wp:docPr id="26" name="Picture" descr="Figure 1"/>
@@ -1377,7 +1377,7 @@
         </w:rPr>
         <w:lastRenderedPageBreak/>
         <w:drawing>
-          <wp:inline distT="0" distB="0" distL="0" distR="0" wp14:anchorId="58617B11" wp14:editId="2EBB0F06">
+          <wp:inline distT="0" distB="0" distL="0" distR="0" wp14:anchorId="37C239CA" wp14:editId="312FBF78">
             <wp:extent cx="6692900" cy="5494042"/>
             <wp:effectExtent l="0" t="0" r="0" b="0"/>
             <wp:docPr id="29" name="Picture" descr="Figure 2"/>
@@ -1446,7 +1446,7 @@
         </w:rPr>
         <w:lastRenderedPageBreak/>
         <w:drawing>
-          <wp:inline distT="0" distB="0" distL="0" distR="0" wp14:anchorId="593C1678" wp14:editId="7136E9C2">
+          <wp:inline distT="0" distB="0" distL="0" distR="0" wp14:anchorId="0FD12435" wp14:editId="6566AEE9">
             <wp:extent cx="6692900" cy="4748374"/>
             <wp:effectExtent l="0" t="0" r="0" b="0"/>
             <wp:docPr id="32" name="Picture" descr="Figure 3"/>
@@ -1493,7 +1493,7 @@
         <w:pStyle w:val="Heading1"/>
       </w:pPr>
       <w:bookmarkStart w:id="4" w:name="installing-python-packages"/>
-      <w:bookmarkStart w:id="5" w:name="_Toc225688240"/>
+      <w:bookmarkStart w:id="5" w:name="_Toc225777339"/>
       <w:bookmarkEnd w:id="2"/>
       <w:r>
         <w:t>Installing Python packages</w:t>
@@ -1640,7 +1640,7 @@
         <w:pStyle w:val="Heading1"/>
       </w:pPr>
       <w:bookmarkStart w:id="6" w:name="checking-java"/>
-      <w:bookmarkStart w:id="7" w:name="_Toc225688241"/>
+      <w:bookmarkStart w:id="7" w:name="_Toc225777340"/>
       <w:bookmarkEnd w:id="4"/>
       <w:r>
         <w:t>Checking Java</w:t>
@@ -1717,7 +1717,7 @@
         <w:pStyle w:val="Heading1"/>
       </w:pPr>
       <w:bookmarkStart w:id="8" w:name="creating-example-files"/>
-      <w:bookmarkStart w:id="9" w:name="_Toc225688242"/>
+      <w:bookmarkStart w:id="9" w:name="_Toc225777341"/>
       <w:bookmarkEnd w:id="6"/>
       <w:r>
         <w:lastRenderedPageBreak/>
@@ -2449,7 +2449,7 @@
         <w:pStyle w:val="Heading1"/>
       </w:pPr>
       <w:bookmarkStart w:id="10" w:name="running-and-debugging-in-pycharm"/>
-      <w:bookmarkStart w:id="11" w:name="_Toc225688243"/>
+      <w:bookmarkStart w:id="11" w:name="_Toc225777342"/>
       <w:bookmarkEnd w:id="8"/>
       <w:r>
         <w:t>Running and debugging in PyCharm</w:t>
@@ -2622,7 +2622,7 @@
         <w:pStyle w:val="Heading1"/>
       </w:pPr>
       <w:bookmarkStart w:id="12" w:name="experimenting-with-pyspark"/>
-      <w:bookmarkStart w:id="13" w:name="_Toc225688244"/>
+      <w:bookmarkStart w:id="13" w:name="_Toc225777343"/>
       <w:bookmarkEnd w:id="10"/>
       <w:r>
         <w:t xml:space="preserve">Experimenting with </w:t>
@@ -2759,7 +2759,7 @@
         <w:pStyle w:val="Heading2"/>
       </w:pPr>
       <w:bookmarkStart w:id="14" w:name="option-1-pyspark"/>
-      <w:bookmarkStart w:id="15" w:name="_Toc225688245"/>
+      <w:bookmarkStart w:id="15" w:name="_Toc225777344"/>
       <w:r>
         <w:t xml:space="preserve">Option 1: </w:t>
       </w:r>
@@ -3147,7 +3147,7 @@
         <w:pStyle w:val="Heading2"/>
       </w:pPr>
       <w:bookmarkStart w:id="16" w:name="X05babe97dde5dbf9f90825a9108b2dda46e49cf"/>
-      <w:bookmarkStart w:id="17" w:name="_Toc225688246"/>
+      <w:bookmarkStart w:id="17" w:name="_Toc225777345"/>
       <w:bookmarkEnd w:id="14"/>
       <w:r>
         <w:t>Option 2: open the regular Python console from the terminal</w:t>
@@ -3476,7 +3476,7 @@
         <w:pStyle w:val="Heading1"/>
       </w:pPr>
       <w:bookmarkStart w:id="18" w:name="checking-the-spark-ui"/>
-      <w:bookmarkStart w:id="19" w:name="_Toc225688247"/>
+      <w:bookmarkStart w:id="19" w:name="_Toc225777346"/>
       <w:bookmarkEnd w:id="12"/>
       <w:bookmarkEnd w:id="16"/>
       <w:r>
@@ -3512,7 +3512,7 @@
         <w:pStyle w:val="Heading1"/>
       </w:pPr>
       <w:bookmarkStart w:id="20" w:name="next-local-guide"/>
-      <w:bookmarkStart w:id="21" w:name="_Toc225688248"/>
+      <w:bookmarkStart w:id="21" w:name="_Toc225777347"/>
       <w:bookmarkEnd w:id="18"/>
       <w:r>
         <w:t>Next local guide</w:t>
@@ -3551,7 +3551,7 @@
           <w:noProof/>
         </w:rPr>
         <w:drawing>
-          <wp:inline distT="0" distB="0" distL="0" distR="0" wp14:anchorId="62B2B475" wp14:editId="7CC1C571">
+          <wp:inline distT="0" distB="0" distL="0" distR="0" wp14:anchorId="2F51208C" wp14:editId="565A7705">
             <wp:extent cx="6692900" cy="3213434"/>
             <wp:effectExtent l="0" t="0" r="0" b="0"/>
             <wp:docPr id="46" name="Picture" descr="Figure 4"/>
@@ -3598,7 +3598,7 @@
         <w:pStyle w:val="Heading1"/>
       </w:pPr>
       <w:bookmarkStart w:id="22" w:name="useful-notes"/>
-      <w:bookmarkStart w:id="23" w:name="_Toc225688249"/>
+      <w:bookmarkStart w:id="23" w:name="_Toc225777348"/>
       <w:bookmarkEnd w:id="20"/>
       <w:r>
         <w:lastRenderedPageBreak/>
@@ -4215,7 +4215,7 @@
   <w:abstractNum w:abstractNumId="9" w15:restartNumberingAfterBreak="0">
     <w:nsid w:val="0000A990"/>
     <w:multiLevelType w:val="multilevel"/>
-    <w:tmpl w:val="440834A0"/>
+    <w:tmpl w:val="AA7AB18E"/>
     <w:lvl w:ilvl="0">
       <w:numFmt w:val="bullet"/>
       <w:lvlText w:val=" "/>
@@ -4292,7 +4292,7 @@
   <w:abstractNum w:abstractNumId="10" w15:restartNumberingAfterBreak="0">
     <w:nsid w:val="0000A991"/>
     <w:multiLevelType w:val="multilevel"/>
-    <w:tmpl w:val="7E726F7A"/>
+    <w:tmpl w:val="EFFAC8BC"/>
     <w:lvl w:ilvl="0">
       <w:numFmt w:val="bullet"/>
       <w:lvlText w:val=""/>
@@ -4393,64 +4393,64 @@
       </w:rPr>
     </w:lvl>
   </w:abstractNum>
-  <w:num w:numId="1" w16cid:durableId="1221209013">
+  <w:num w:numId="1" w16cid:durableId="225073556">
     <w:abstractNumId w:val="8"/>
   </w:num>
-  <w:num w:numId="2" w16cid:durableId="1934362894">
+  <w:num w:numId="2" w16cid:durableId="643198692">
     <w:abstractNumId w:val="6"/>
   </w:num>
-  <w:num w:numId="3" w16cid:durableId="973100067">
+  <w:num w:numId="3" w16cid:durableId="1796407657">
     <w:abstractNumId w:val="5"/>
   </w:num>
-  <w:num w:numId="4" w16cid:durableId="1906180834">
+  <w:num w:numId="4" w16cid:durableId="1599752824">
     <w:abstractNumId w:val="4"/>
   </w:num>
-  <w:num w:numId="5" w16cid:durableId="102385955">
+  <w:num w:numId="5" w16cid:durableId="1250500112">
     <w:abstractNumId w:val="7"/>
   </w:num>
-  <w:num w:numId="6" w16cid:durableId="1029062736">
+  <w:num w:numId="6" w16cid:durableId="2001889736">
     <w:abstractNumId w:val="3"/>
   </w:num>
-  <w:num w:numId="7" w16cid:durableId="1983846140">
+  <w:num w:numId="7" w16cid:durableId="1460224525">
     <w:abstractNumId w:val="2"/>
   </w:num>
-  <w:num w:numId="8" w16cid:durableId="743916123">
+  <w:num w:numId="8" w16cid:durableId="1772163199">
     <w:abstractNumId w:val="1"/>
   </w:num>
-  <w:num w:numId="9" w16cid:durableId="1931572920">
+  <w:num w:numId="9" w16cid:durableId="1790465832">
     <w:abstractNumId w:val="0"/>
   </w:num>
-  <w:num w:numId="10" w16cid:durableId="1769036968">
+  <w:num w:numId="10" w16cid:durableId="692338970">
     <w:abstractNumId w:val="9"/>
   </w:num>
-  <w:num w:numId="11" w16cid:durableId="1978946502">
+  <w:num w:numId="11" w16cid:durableId="487524384">
     <w:abstractNumId w:val="10"/>
   </w:num>
-  <w:num w:numId="12" w16cid:durableId="132069063">
+  <w:num w:numId="12" w16cid:durableId="140657116">
     <w:abstractNumId w:val="10"/>
   </w:num>
-  <w:num w:numId="13" w16cid:durableId="2124224419">
+  <w:num w:numId="13" w16cid:durableId="1750813605">
     <w:abstractNumId w:val="10"/>
   </w:num>
-  <w:num w:numId="14" w16cid:durableId="317999544">
+  <w:num w:numId="14" w16cid:durableId="1820922915">
     <w:abstractNumId w:val="10"/>
   </w:num>
-  <w:num w:numId="15" w16cid:durableId="1969243444">
+  <w:num w:numId="15" w16cid:durableId="278143533">
     <w:abstractNumId w:val="10"/>
   </w:num>
-  <w:num w:numId="16" w16cid:durableId="682786807">
+  <w:num w:numId="16" w16cid:durableId="521286302">
     <w:abstractNumId w:val="10"/>
   </w:num>
-  <w:num w:numId="17" w16cid:durableId="320087797">
+  <w:num w:numId="17" w16cid:durableId="286786526">
     <w:abstractNumId w:val="10"/>
   </w:num>
-  <w:num w:numId="18" w16cid:durableId="89469153">
+  <w:num w:numId="18" w16cid:durableId="1921941404">
     <w:abstractNumId w:val="10"/>
   </w:num>
-  <w:num w:numId="19" w16cid:durableId="1207065471">
+  <w:num w:numId="19" w16cid:durableId="1897205960">
     <w:abstractNumId w:val="10"/>
   </w:num>
-  <w:num w:numId="20" w16cid:durableId="563101265">
+  <w:num w:numId="20" w16cid:durableId="475531703">
     <w:abstractNumId w:val="10"/>
   </w:num>
 </w:numbering>
@@ -16271,7 +16271,7 @@
     <w:autoRedefine/>
     <w:uiPriority w:val="39"/>
     <w:unhideWhenUsed/>
-    <w:rsid w:val="00F86C7F"/>
+    <w:rsid w:val="00355CED"/>
     <w:pPr>
       <w:spacing w:after="100"/>
     </w:pPr>
@@ -16283,7 +16283,7 @@
     <w:autoRedefine/>
     <w:uiPriority w:val="39"/>
     <w:unhideWhenUsed/>
-    <w:rsid w:val="00F86C7F"/>
+    <w:rsid w:val="00355CED"/>
     <w:pPr>
       <w:spacing w:after="100"/>
       <w:ind w:left="220"/>
@@ -16294,7 +16294,7 @@
     <w:basedOn w:val="DefaultParagraphFont"/>
     <w:uiPriority w:val="99"/>
     <w:unhideWhenUsed/>
-    <w:rsid w:val="00F86C7F"/>
+    <w:rsid w:val="00355CED"/>
     <w:rPr>
       <w:color w:val="0000FF" w:themeColor="hyperlink"/>
       <w:u w:val="single"/>

--- a/odigoi/02_pycharm_local_authoring.en.docx
+++ b/odigoi/02_pycharm_local_authoring.en.docx
@@ -20,7 +20,7 @@
           <w:sz w:val="22"/>
           <w:szCs w:val="22"/>
         </w:rPr>
-        <w:id w:val="-1180736026"/>
+        <w:id w:val="1338350071"/>
         <w:docPartObj>
           <w:docPartGallery w:val="Table of Contents"/>
           <w:docPartUnique/>
@@ -61,7 +61,7 @@
           <w:r>
             <w:fldChar w:fldCharType="separate"/>
           </w:r>
-          <w:hyperlink w:anchor="_Toc225777337" w:history="1">
+          <w:hyperlink w:anchor="_Toc227785137" w:history="1">
             <w:r>
               <w:rPr>
                 <w:rStyle w:val="Hyperlink"/>
@@ -88,7 +88,7 @@
                 <w:noProof/>
                 <w:webHidden/>
               </w:rPr>
-              <w:instrText xml:space="preserve"> PAGEREF _Toc225777337 \h </w:instrText>
+              <w:instrText xml:space="preserve"> PAGEREF _Toc227785137 \h </w:instrText>
             </w:r>
             <w:r>
               <w:rPr>
@@ -135,7 +135,7 @@
               <w14:ligatures w14:val="standardContextual"/>
             </w:rPr>
           </w:pPr>
-          <w:hyperlink w:anchor="_Toc225777338" w:history="1">
+          <w:hyperlink w:anchor="_Toc227785138" w:history="1">
             <w:r>
               <w:rPr>
                 <w:rStyle w:val="Hyperlink"/>
@@ -162,7 +162,7 @@
                 <w:noProof/>
                 <w:webHidden/>
               </w:rPr>
-              <w:instrText xml:space="preserve"> PAGEREF _Toc225777338 \h </w:instrText>
+              <w:instrText xml:space="preserve"> PAGEREF _Toc227785138 \h </w:instrText>
             </w:r>
             <w:r>
               <w:rPr>
@@ -209,7 +209,7 @@
               <w14:ligatures w14:val="standardContextual"/>
             </w:rPr>
           </w:pPr>
-          <w:hyperlink w:anchor="_Toc225777339" w:history="1">
+          <w:hyperlink w:anchor="_Toc227785139" w:history="1">
             <w:r>
               <w:rPr>
                 <w:rStyle w:val="Hyperlink"/>
@@ -236,7 +236,7 @@
                 <w:noProof/>
                 <w:webHidden/>
               </w:rPr>
-              <w:instrText xml:space="preserve"> PAGEREF _Toc225777339 \h </w:instrText>
+              <w:instrText xml:space="preserve"> PAGEREF _Toc227785139 \h </w:instrText>
             </w:r>
             <w:r>
               <w:rPr>
@@ -283,7 +283,7 @@
               <w14:ligatures w14:val="standardContextual"/>
             </w:rPr>
           </w:pPr>
-          <w:hyperlink w:anchor="_Toc225777340" w:history="1">
+          <w:hyperlink w:anchor="_Toc227785140" w:history="1">
             <w:r>
               <w:rPr>
                 <w:rStyle w:val="Hyperlink"/>
@@ -310,7 +310,7 @@
                 <w:noProof/>
                 <w:webHidden/>
               </w:rPr>
-              <w:instrText xml:space="preserve"> PAGEREF _Toc225777340 \h </w:instrText>
+              <w:instrText xml:space="preserve"> PAGEREF _Toc227785140 \h </w:instrText>
             </w:r>
             <w:r>
               <w:rPr>
@@ -357,7 +357,7 @@
               <w14:ligatures w14:val="standardContextual"/>
             </w:rPr>
           </w:pPr>
-          <w:hyperlink w:anchor="_Toc225777341" w:history="1">
+          <w:hyperlink w:anchor="_Toc227785141" w:history="1">
             <w:r>
               <w:rPr>
                 <w:rStyle w:val="Hyperlink"/>
@@ -384,7 +384,7 @@
                 <w:noProof/>
                 <w:webHidden/>
               </w:rPr>
-              <w:instrText xml:space="preserve"> PAGEREF _Toc225777341 \h </w:instrText>
+              <w:instrText xml:space="preserve"> PAGEREF _Toc227785141 \h </w:instrText>
             </w:r>
             <w:r>
               <w:rPr>
@@ -431,7 +431,7 @@
               <w14:ligatures w14:val="standardContextual"/>
             </w:rPr>
           </w:pPr>
-          <w:hyperlink w:anchor="_Toc225777342" w:history="1">
+          <w:hyperlink w:anchor="_Toc227785142" w:history="1">
             <w:r>
               <w:rPr>
                 <w:rStyle w:val="Hyperlink"/>
@@ -458,7 +458,7 @@
                 <w:noProof/>
                 <w:webHidden/>
               </w:rPr>
-              <w:instrText xml:space="preserve"> PAGEREF _Toc225777342 \h </w:instrText>
+              <w:instrText xml:space="preserve"> PAGEREF _Toc227785142 \h </w:instrText>
             </w:r>
             <w:r>
               <w:rPr>
@@ -505,7 +505,7 @@
               <w14:ligatures w14:val="standardContextual"/>
             </w:rPr>
           </w:pPr>
-          <w:hyperlink w:anchor="_Toc225777343" w:history="1">
+          <w:hyperlink w:anchor="_Toc227785143" w:history="1">
             <w:r>
               <w:rPr>
                 <w:rStyle w:val="Hyperlink"/>
@@ -541,7 +541,7 @@
                 <w:noProof/>
                 <w:webHidden/>
               </w:rPr>
-              <w:instrText xml:space="preserve"> PAGEREF _Toc225777343 \h </w:instrText>
+              <w:instrText xml:space="preserve"> PAGEREF _Toc227785143 \h </w:instrText>
             </w:r>
             <w:r>
               <w:rPr>
@@ -588,7 +588,7 @@
               <w14:ligatures w14:val="standardContextual"/>
             </w:rPr>
           </w:pPr>
-          <w:hyperlink w:anchor="_Toc225777344" w:history="1">
+          <w:hyperlink w:anchor="_Toc227785144" w:history="1">
             <w:r>
               <w:rPr>
                 <w:rStyle w:val="Hyperlink"/>
@@ -624,7 +624,7 @@
                 <w:noProof/>
                 <w:webHidden/>
               </w:rPr>
-              <w:instrText xml:space="preserve"> PAGEREF _Toc225777344 \h </w:instrText>
+              <w:instrText xml:space="preserve"> PAGEREF _Toc227785144 \h </w:instrText>
             </w:r>
             <w:r>
               <w:rPr>
@@ -671,7 +671,7 @@
               <w14:ligatures w14:val="standardContextual"/>
             </w:rPr>
           </w:pPr>
-          <w:hyperlink w:anchor="_Toc225777345" w:history="1">
+          <w:hyperlink w:anchor="_Toc227785145" w:history="1">
             <w:r>
               <w:rPr>
                 <w:rStyle w:val="Hyperlink"/>
@@ -698,7 +698,7 @@
                 <w:noProof/>
                 <w:webHidden/>
               </w:rPr>
-              <w:instrText xml:space="preserve"> PAGEREF _Toc225777345 \h </w:instrText>
+              <w:instrText xml:space="preserve"> PAGEREF _Toc227785145 \h </w:instrText>
             </w:r>
             <w:r>
               <w:rPr>
@@ -745,7 +745,7 @@
               <w14:ligatures w14:val="standardContextual"/>
             </w:rPr>
           </w:pPr>
-          <w:hyperlink w:anchor="_Toc225777346" w:history="1">
+          <w:hyperlink w:anchor="_Toc227785146" w:history="1">
             <w:r>
               <w:rPr>
                 <w:rStyle w:val="Hyperlink"/>
@@ -772,7 +772,7 @@
                 <w:noProof/>
                 <w:webHidden/>
               </w:rPr>
-              <w:instrText xml:space="preserve"> PAGEREF _Toc225777346 \h </w:instrText>
+              <w:instrText xml:space="preserve"> PAGEREF _Toc227785146 \h </w:instrText>
             </w:r>
             <w:r>
               <w:rPr>
@@ -819,7 +819,7 @@
               <w14:ligatures w14:val="standardContextual"/>
             </w:rPr>
           </w:pPr>
-          <w:hyperlink w:anchor="_Toc225777347" w:history="1">
+          <w:hyperlink w:anchor="_Toc227785147" w:history="1">
             <w:r>
               <w:rPr>
                 <w:rStyle w:val="Hyperlink"/>
@@ -846,7 +846,7 @@
                 <w:noProof/>
                 <w:webHidden/>
               </w:rPr>
-              <w:instrText xml:space="preserve"> PAGEREF _Toc225777347 \h </w:instrText>
+              <w:instrText xml:space="preserve"> PAGEREF _Toc227785147 \h </w:instrText>
             </w:r>
             <w:r>
               <w:rPr>
@@ -893,7 +893,7 @@
               <w14:ligatures w14:val="standardContextual"/>
             </w:rPr>
           </w:pPr>
-          <w:hyperlink w:anchor="_Toc225777348" w:history="1">
+          <w:hyperlink w:anchor="_Toc227785148" w:history="1">
             <w:r>
               <w:rPr>
                 <w:rStyle w:val="Hyperlink"/>
@@ -920,7 +920,7 @@
                 <w:noProof/>
                 <w:webHidden/>
               </w:rPr>
-              <w:instrText xml:space="preserve"> PAGEREF _Toc225777348 \h </w:instrText>
+              <w:instrText xml:space="preserve"> PAGEREF _Toc227785148 \h </w:instrText>
             </w:r>
             <w:r>
               <w:rPr>
@@ -963,7 +963,7 @@
         <w:pStyle w:val="Heading1"/>
       </w:pPr>
       <w:bookmarkStart w:id="0" w:name="setting-up-the-local-environment"/>
-      <w:bookmarkStart w:id="1" w:name="_Toc225777337"/>
+      <w:bookmarkStart w:id="1" w:name="_Toc227785137"/>
       <w:r>
         <w:t>Setting up the local environment</w:t>
       </w:r>
@@ -1086,7 +1086,7 @@
         <w:pStyle w:val="Heading1"/>
       </w:pPr>
       <w:bookmarkStart w:id="2" w:name="opening-the-repository-in-pycharm"/>
-      <w:bookmarkStart w:id="3" w:name="_Toc225777338"/>
+      <w:bookmarkStart w:id="3" w:name="_Toc227785138"/>
       <w:bookmarkEnd w:id="0"/>
       <w:r>
         <w:t>Opening the repository in PyCharm</w:t>
@@ -1215,7 +1215,7 @@
           <w:noProof/>
         </w:rPr>
         <w:drawing>
-          <wp:inline distT="0" distB="0" distL="0" distR="0" wp14:anchorId="3B110841" wp14:editId="17767DBB">
+          <wp:inline distT="0" distB="0" distL="0" distR="0" wp14:anchorId="50BAEDD2" wp14:editId="2E427312">
             <wp:extent cx="6692900" cy="2845691"/>
             <wp:effectExtent l="0" t="0" r="0" b="0"/>
             <wp:docPr id="26" name="Picture" descr="Figure 1"/>
@@ -1377,7 +1377,7 @@
         </w:rPr>
         <w:lastRenderedPageBreak/>
         <w:drawing>
-          <wp:inline distT="0" distB="0" distL="0" distR="0" wp14:anchorId="37C239CA" wp14:editId="312FBF78">
+          <wp:inline distT="0" distB="0" distL="0" distR="0" wp14:anchorId="464554F4" wp14:editId="6CD8DF31">
             <wp:extent cx="6692900" cy="5494042"/>
             <wp:effectExtent l="0" t="0" r="0" b="0"/>
             <wp:docPr id="29" name="Picture" descr="Figure 2"/>
@@ -1446,7 +1446,7 @@
         </w:rPr>
         <w:lastRenderedPageBreak/>
         <w:drawing>
-          <wp:inline distT="0" distB="0" distL="0" distR="0" wp14:anchorId="0FD12435" wp14:editId="6566AEE9">
+          <wp:inline distT="0" distB="0" distL="0" distR="0" wp14:anchorId="56F750BD" wp14:editId="68E138E7">
             <wp:extent cx="6692900" cy="4748374"/>
             <wp:effectExtent l="0" t="0" r="0" b="0"/>
             <wp:docPr id="32" name="Picture" descr="Figure 3"/>
@@ -1493,7 +1493,7 @@
         <w:pStyle w:val="Heading1"/>
       </w:pPr>
       <w:bookmarkStart w:id="4" w:name="installing-python-packages"/>
-      <w:bookmarkStart w:id="5" w:name="_Toc225777339"/>
+      <w:bookmarkStart w:id="5" w:name="_Toc227785139"/>
       <w:bookmarkEnd w:id="2"/>
       <w:r>
         <w:t>Installing Python packages</w:t>
@@ -1640,7 +1640,7 @@
         <w:pStyle w:val="Heading1"/>
       </w:pPr>
       <w:bookmarkStart w:id="6" w:name="checking-java"/>
-      <w:bookmarkStart w:id="7" w:name="_Toc225777340"/>
+      <w:bookmarkStart w:id="7" w:name="_Toc227785140"/>
       <w:bookmarkEnd w:id="4"/>
       <w:r>
         <w:t>Checking Java</w:t>
@@ -1717,7 +1717,7 @@
         <w:pStyle w:val="Heading1"/>
       </w:pPr>
       <w:bookmarkStart w:id="8" w:name="creating-example-files"/>
-      <w:bookmarkStart w:id="9" w:name="_Toc225777341"/>
+      <w:bookmarkStart w:id="9" w:name="_Toc227785141"/>
       <w:bookmarkEnd w:id="6"/>
       <w:r>
         <w:lastRenderedPageBreak/>
@@ -2449,7 +2449,7 @@
         <w:pStyle w:val="Heading1"/>
       </w:pPr>
       <w:bookmarkStart w:id="10" w:name="running-and-debugging-in-pycharm"/>
-      <w:bookmarkStart w:id="11" w:name="_Toc225777342"/>
+      <w:bookmarkStart w:id="11" w:name="_Toc227785142"/>
       <w:bookmarkEnd w:id="8"/>
       <w:r>
         <w:t>Running and debugging in PyCharm</w:t>
@@ -2622,7 +2622,7 @@
         <w:pStyle w:val="Heading1"/>
       </w:pPr>
       <w:bookmarkStart w:id="12" w:name="experimenting-with-pyspark"/>
-      <w:bookmarkStart w:id="13" w:name="_Toc225777343"/>
+      <w:bookmarkStart w:id="13" w:name="_Toc227785143"/>
       <w:bookmarkEnd w:id="10"/>
       <w:r>
         <w:t xml:space="preserve">Experimenting with </w:t>
@@ -2759,7 +2759,7 @@
         <w:pStyle w:val="Heading2"/>
       </w:pPr>
       <w:bookmarkStart w:id="14" w:name="option-1-pyspark"/>
-      <w:bookmarkStart w:id="15" w:name="_Toc225777344"/>
+      <w:bookmarkStart w:id="15" w:name="_Toc227785144"/>
       <w:r>
         <w:t xml:space="preserve">Option 1: </w:t>
       </w:r>
@@ -3147,7 +3147,7 @@
         <w:pStyle w:val="Heading2"/>
       </w:pPr>
       <w:bookmarkStart w:id="16" w:name="X05babe97dde5dbf9f90825a9108b2dda46e49cf"/>
-      <w:bookmarkStart w:id="17" w:name="_Toc225777345"/>
+      <w:bookmarkStart w:id="17" w:name="_Toc227785145"/>
       <w:bookmarkEnd w:id="14"/>
       <w:r>
         <w:t>Option 2: open the regular Python console from the terminal</w:t>
@@ -3476,7 +3476,7 @@
         <w:pStyle w:val="Heading1"/>
       </w:pPr>
       <w:bookmarkStart w:id="18" w:name="checking-the-spark-ui"/>
-      <w:bookmarkStart w:id="19" w:name="_Toc225777346"/>
+      <w:bookmarkStart w:id="19" w:name="_Toc227785146"/>
       <w:bookmarkEnd w:id="12"/>
       <w:bookmarkEnd w:id="16"/>
       <w:r>
@@ -3512,7 +3512,7 @@
         <w:pStyle w:val="Heading1"/>
       </w:pPr>
       <w:bookmarkStart w:id="20" w:name="next-local-guide"/>
-      <w:bookmarkStart w:id="21" w:name="_Toc225777347"/>
+      <w:bookmarkStart w:id="21" w:name="_Toc227785147"/>
       <w:bookmarkEnd w:id="18"/>
       <w:r>
         <w:t>Next local guide</w:t>
@@ -3551,7 +3551,7 @@
           <w:noProof/>
         </w:rPr>
         <w:drawing>
-          <wp:inline distT="0" distB="0" distL="0" distR="0" wp14:anchorId="2F51208C" wp14:editId="565A7705">
+          <wp:inline distT="0" distB="0" distL="0" distR="0" wp14:anchorId="2350D262" wp14:editId="6EA3B29F">
             <wp:extent cx="6692900" cy="3213434"/>
             <wp:effectExtent l="0" t="0" r="0" b="0"/>
             <wp:docPr id="46" name="Picture" descr="Figure 4"/>
@@ -3598,7 +3598,7 @@
         <w:pStyle w:val="Heading1"/>
       </w:pPr>
       <w:bookmarkStart w:id="22" w:name="useful-notes"/>
-      <w:bookmarkStart w:id="23" w:name="_Toc225777348"/>
+      <w:bookmarkStart w:id="23" w:name="_Toc227785148"/>
       <w:bookmarkEnd w:id="20"/>
       <w:r>
         <w:lastRenderedPageBreak/>
@@ -4215,7 +4215,7 @@
   <w:abstractNum w:abstractNumId="9" w15:restartNumberingAfterBreak="0">
     <w:nsid w:val="0000A990"/>
     <w:multiLevelType w:val="multilevel"/>
-    <w:tmpl w:val="AA7AB18E"/>
+    <w:tmpl w:val="253E007E"/>
     <w:lvl w:ilvl="0">
       <w:numFmt w:val="bullet"/>
       <w:lvlText w:val=" "/>
@@ -4292,7 +4292,7 @@
   <w:abstractNum w:abstractNumId="10" w15:restartNumberingAfterBreak="0">
     <w:nsid w:val="0000A991"/>
     <w:multiLevelType w:val="multilevel"/>
-    <w:tmpl w:val="EFFAC8BC"/>
+    <w:tmpl w:val="C7C68DD2"/>
     <w:lvl w:ilvl="0">
       <w:numFmt w:val="bullet"/>
       <w:lvlText w:val=""/>
@@ -4393,64 +4393,64 @@
       </w:rPr>
     </w:lvl>
   </w:abstractNum>
-  <w:num w:numId="1" w16cid:durableId="225073556">
+  <w:num w:numId="1" w16cid:durableId="461114427">
     <w:abstractNumId w:val="8"/>
   </w:num>
-  <w:num w:numId="2" w16cid:durableId="643198692">
+  <w:num w:numId="2" w16cid:durableId="1202128544">
     <w:abstractNumId w:val="6"/>
   </w:num>
-  <w:num w:numId="3" w16cid:durableId="1796407657">
+  <w:num w:numId="3" w16cid:durableId="1070074367">
     <w:abstractNumId w:val="5"/>
   </w:num>
-  <w:num w:numId="4" w16cid:durableId="1599752824">
+  <w:num w:numId="4" w16cid:durableId="1565287454">
     <w:abstractNumId w:val="4"/>
   </w:num>
-  <w:num w:numId="5" w16cid:durableId="1250500112">
+  <w:num w:numId="5" w16cid:durableId="1000230678">
     <w:abstractNumId w:val="7"/>
   </w:num>
-  <w:num w:numId="6" w16cid:durableId="2001889736">
+  <w:num w:numId="6" w16cid:durableId="2093315602">
     <w:abstractNumId w:val="3"/>
   </w:num>
-  <w:num w:numId="7" w16cid:durableId="1460224525">
+  <w:num w:numId="7" w16cid:durableId="1220244885">
     <w:abstractNumId w:val="2"/>
   </w:num>
-  <w:num w:numId="8" w16cid:durableId="1772163199">
+  <w:num w:numId="8" w16cid:durableId="681396738">
     <w:abstractNumId w:val="1"/>
   </w:num>
-  <w:num w:numId="9" w16cid:durableId="1790465832">
+  <w:num w:numId="9" w16cid:durableId="330261517">
     <w:abstractNumId w:val="0"/>
   </w:num>
-  <w:num w:numId="10" w16cid:durableId="692338970">
+  <w:num w:numId="10" w16cid:durableId="1249772539">
     <w:abstractNumId w:val="9"/>
   </w:num>
-  <w:num w:numId="11" w16cid:durableId="487524384">
+  <w:num w:numId="11" w16cid:durableId="64646987">
     <w:abstractNumId w:val="10"/>
   </w:num>
-  <w:num w:numId="12" w16cid:durableId="140657116">
+  <w:num w:numId="12" w16cid:durableId="1780369771">
     <w:abstractNumId w:val="10"/>
   </w:num>
-  <w:num w:numId="13" w16cid:durableId="1750813605">
+  <w:num w:numId="13" w16cid:durableId="254630738">
     <w:abstractNumId w:val="10"/>
   </w:num>
-  <w:num w:numId="14" w16cid:durableId="1820922915">
+  <w:num w:numId="14" w16cid:durableId="561213829">
     <w:abstractNumId w:val="10"/>
   </w:num>
-  <w:num w:numId="15" w16cid:durableId="278143533">
+  <w:num w:numId="15" w16cid:durableId="305670034">
     <w:abstractNumId w:val="10"/>
   </w:num>
-  <w:num w:numId="16" w16cid:durableId="521286302">
+  <w:num w:numId="16" w16cid:durableId="1143740123">
     <w:abstractNumId w:val="10"/>
   </w:num>
-  <w:num w:numId="17" w16cid:durableId="286786526">
+  <w:num w:numId="17" w16cid:durableId="1710840255">
     <w:abstractNumId w:val="10"/>
   </w:num>
-  <w:num w:numId="18" w16cid:durableId="1921941404">
+  <w:num w:numId="18" w16cid:durableId="1382706025">
     <w:abstractNumId w:val="10"/>
   </w:num>
-  <w:num w:numId="19" w16cid:durableId="1897205960">
+  <w:num w:numId="19" w16cid:durableId="557668760">
     <w:abstractNumId w:val="10"/>
   </w:num>
-  <w:num w:numId="20" w16cid:durableId="475531703">
+  <w:num w:numId="20" w16cid:durableId="1011371929">
     <w:abstractNumId w:val="10"/>
   </w:num>
 </w:numbering>
@@ -16271,7 +16271,7 @@
     <w:autoRedefine/>
     <w:uiPriority w:val="39"/>
     <w:unhideWhenUsed/>
-    <w:rsid w:val="00355CED"/>
+    <w:rsid w:val="00AA02B5"/>
     <w:pPr>
       <w:spacing w:after="100"/>
     </w:pPr>
@@ -16283,7 +16283,7 @@
     <w:autoRedefine/>
     <w:uiPriority w:val="39"/>
     <w:unhideWhenUsed/>
-    <w:rsid w:val="00355CED"/>
+    <w:rsid w:val="00AA02B5"/>
     <w:pPr>
       <w:spacing w:after="100"/>
       <w:ind w:left="220"/>
@@ -16294,7 +16294,7 @@
     <w:basedOn w:val="DefaultParagraphFont"/>
     <w:uiPriority w:val="99"/>
     <w:unhideWhenUsed/>
-    <w:rsid w:val="00355CED"/>
+    <w:rsid w:val="00AA02B5"/>
     <w:rPr>
       <w:color w:val="0000FF" w:themeColor="hyperlink"/>
       <w:u w:val="single"/>
